--- a/cases/a-coachs-dilemma/published/A Coach's Dilemma - Case Study.docx
+++ b/cases/a-coachs-dilemma/published/A Coach's Dilemma - Case Study.docx
@@ -4,67 +4,77 @@
   <w:body>
     <w:p>
       <w:pPr>
-        <w:pStyle w:val="Title"/>
-      </w:pPr>
-      <w:r>
+        <w:spacing w:after="80"/>
+        <w:jc w:val="center"/>
+      </w:pPr>
+      <w:r>
+        <w:rPr>
+          <w:b/>
+          <w:bCs/>
+          <w:sz w:val="32"/>
+          <w:szCs w:val="32"/>
+        </w:rPr>
         <w:t xml:space="preserve">Case Study: A Coach's Dilemma</w:t>
       </w:r>
     </w:p>
     <w:p>
       <w:pPr>
-        <w:spacing w:after="150"/>
-      </w:pPr>
-      <w:r>
-        <w:t xml:space="preserve">MS | Math | Case Study | 2026-27 | Heroes Academy</w:t>
-      </w:r>
-    </w:p>
-    <w:p>
-      <w:pPr>
-        <w:pStyle w:val="Heading1"/>
-        <w:spacing w:after="150" w:before="300"/>
-      </w:pPr>
-      <w:r>
-        <w:t xml:space="preserve">Overview</w:t>
-      </w:r>
-    </w:p>
-    <w:p>
-      <w:pPr>
-        <w:spacing w:after="150"/>
-      </w:pPr>
-      <w:r>
-        <w:t xml:space="preserve">Priya Shah has run this exact printout through the copier twice, like a third pass might change the numbers. Two hours before tip-off, the visiting locker room at STAPLES Center smells like fresh tape and cold Icy Hot. Down the hall, Coach Kevin McHale is running through matchups on a whiteboard with the assistants. Priya's the analytics coordinator. Nobody in that room needs to like her memo. They just need her math to survive being asked about.</w:t>
-      </w:r>
-    </w:p>
-    <w:p>
-      <w:pPr>
-        <w:spacing w:after="150"/>
-      </w:pPr>
-      <w:r>
-        <w:t xml:space="preserve">Her Rockets are down two games to one in the second round, and the number that matters most today isn't on the whiteboard — it's a free-throw percentage belonging to a Clippers center who can protect a rim better than he can make a foul shot. Hack him deliberately, all series, and you trade clean defense for two guaranteed free throws you like the odds on. Play him straight, and you let the best offense in the building run its actual offense.</w:t>
-      </w:r>
-    </w:p>
-    <w:p>
-      <w:pPr>
-        <w:spacing w:after="150"/>
-      </w:pPr>
-      <w:r>
-        <w:t xml:space="preserve">Priya taps her pen against the page. Both memos are already written — she drafted both on the flight, because she didn't trust herself to only build the case for the answer she wanted first. One says </w:t>
-      </w:r>
+        <w:spacing w:after="240"/>
+        <w:jc w:val="center"/>
+      </w:pPr>
       <w:r>
         <w:rPr>
           <w:i/>
           <w:iCs/>
-        </w:rPr>
-        <w:t xml:space="preserve">hack him</w:t>
-      </w:r>
-      <w:r>
-        <w:t xml:space="preserve">. One says </w:t>
+          <w:sz w:val="22"/>
+          <w:szCs w:val="22"/>
+        </w:rPr>
+        <w:t xml:space="preserve"/>
+      </w:r>
+    </w:p>
+    <w:p>
+      <w:r>
+        <w:t xml:space="preserve">MS | Math | Case Study | 2026-27 | Heroes Academy</w:t>
+      </w:r>
+    </w:p>
+    <w:p>
+      <w:pPr>
+        <w:pStyle w:val="Heading2"/>
+        <w:spacing w:after="120" w:before="240"/>
+      </w:pPr>
+      <w:r>
+        <w:t xml:space="preserve">Overview</w:t>
+      </w:r>
+    </w:p>
+    <w:p>
+      <w:r>
+        <w:t xml:space="preserve">Priya Shah has run this exact printout through the copier twice, like a third pass might change the numbers. Two hours before tip-off (the opening jump ball that starts the game), the visiting locker room at STAPLES Center smells like fresh tape and cold Icy Hot. Down the hall, Coach Kevin McHale is running through matchups on a whiteboard with the assistants. Priya's the analytics coordinator. Nobody in that room needs to like her memo. They just need her math to survive being asked about.</w:t>
+      </w:r>
+    </w:p>
+    <w:p>
+      <w:r>
+        <w:t xml:space="preserve">Her Rockets are down two games to one in the second round, and the number that matters most today isn't on the whiteboard — it's a free-throw percentage belonging to a Clippers center who can protect a rim better than he can make a foul shot. Hack him deliberately, all series, and you trade clean defense for two guaranteed free throws you like the odds on. Play him straight, and you let the best offense in the building run its actual offense.</w:t>
+      </w:r>
+    </w:p>
+    <w:p>
+      <w:r>
+        <w:t xml:space="preserve">Priya taps her pen against the page. Both memos are already written — she drafted both on the flight, because she didn't trust herself to only build the case for the answer she wanted first. One says </w:t>
       </w:r>
       <w:r>
         <w:rPr>
           <w:i/>
           <w:iCs/>
         </w:rPr>
+        <w:t xml:space="preserve">hack him</w:t>
+      </w:r>
+      <w:r>
+        <w:t xml:space="preserve">. One says </w:t>
+      </w:r>
+      <w:r>
+        <w:rPr>
+          <w:i/>
+          <w:iCs/>
+        </w:rPr>
         <w:t xml:space="preserve">don't</w:t>
       </w:r>
       <w:r>
@@ -72,26 +82,20 @@
       </w:r>
     </w:p>
     <w:p>
-      <w:pPr>
-        <w:spacing w:after="150"/>
-      </w:pPr>
       <w:r>
         <w:t xml:space="preserve">She squares the two folders on the table, one on top of the other, and waits for the knock.</w:t>
       </w:r>
     </w:p>
     <w:p>
       <w:pPr>
-        <w:pStyle w:val="Heading1"/>
-        <w:spacing w:after="150" w:before="300"/>
+        <w:pStyle w:val="Heading2"/>
+        <w:spacing w:after="120" w:before="240"/>
       </w:pPr>
       <w:r>
         <w:t xml:space="preserve">Background</w:t>
       </w:r>
     </w:p>
     <w:p>
-      <w:pPr>
-        <w:spacing w:after="150"/>
-      </w:pPr>
       <w:r>
         <w:t xml:space="preserve">Priya Shah is the </w:t>
       </w:r>
@@ -123,7 +127,7 @@
         <w:t xml:space="preserve">SEE APPENDIX A</w:t>
       </w:r>
       <w:r>
-        <w:t xml:space="preserve">). Head coach </w:t>
+        <w:t xml:space="preserve">) — the NBA's real playoff round played right after the first round, with the winner of each best-of-seven series advancing toward the championship. Head coach </w:t>
       </w:r>
       <w:r>
         <w:rPr>
@@ -133,15 +137,12 @@
         <w:t xml:space="preserve">Kevin McHale</w:t>
       </w:r>
       <w:r>
-        <w:t xml:space="preserve"> makes the final in-game call, but Priya's memo is what he reads walking onto the floor — her job is to hand him one clear recommendation, not a shrug.</w:t>
-      </w:r>
-    </w:p>
-    <w:p>
-      <w:pPr>
-        <w:spacing w:after="150"/>
-      </w:pPr>
-      <w:r>
-        <w:t xml:space="preserve">The Clippers' center, </w:t>
+        <w:t xml:space="preserve"> makes the final in-game call, but Priya's memo is what he reads walking onto the floor — her job is to hand him one clear recommendation, not a shrug. An NBA game is played in four 12-minute quarters (48 minutes total, not counting stoppages) — Appendix C's "fourth quarter" scenario means the last of those four, when a close game is usually decided.</w:t>
+      </w:r>
+    </w:p>
+    <w:p>
+      <w:r>
+        <w:t xml:space="preserve">The Clippers' center — the tallest player on the floor, whose main defensive job is protecting the basket ("the rim") against close shots and grabbing rebounds — </w:t>
       </w:r>
       <w:r>
         <w:rPr>
@@ -185,21 +186,17 @@
       </w:r>
     </w:p>
     <w:p>
-      <w:pPr>
-        <w:spacing w:after="150"/>
-      </w:pPr>
-      <w:r>
-        <w:t xml:space="preserve">Priya's recommendation comes down to two named options for how Houston defends the Clippers' half-court offense for the meaningful stretches of Game 4:</w:t>
-      </w:r>
-    </w:p>
-    <w:p>
-      <w:pPr>
-        <w:pStyle w:val="ListParagraph"/>
-        <w:numPr>
-          <w:ilvl w:val="0"/>
-          <w:numId w:val="1"/>
-        </w:numPr>
-      </w:pPr>
+      <w:r>
+        <w:t xml:space="preserve">Priya's recommendation comes down to two named options for how Houston defends the Clippers' half-court offense (a possession where the defense has time to get set up in its own end before the play starts, the normal, slower kind of possession — as opposed to a fast-break "transition" possession, described below) for the meaningful stretches of Game 4:</w:t>
+      </w:r>
+    </w:p>
+    <w:p>
+      <w:pPr>
+        <w:ind w:left="360"/>
+      </w:pPr>
+      <w:r>
+        <w:t xml:space="preserve">- </w:t>
+      </w:r>
       <w:r>
         <w:rPr>
           <w:b/>
@@ -213,12 +210,11 @@
     </w:p>
     <w:p>
       <w:pPr>
-        <w:pStyle w:val="ListParagraph"/>
-        <w:numPr>
-          <w:ilvl w:val="0"/>
-          <w:numId w:val="1"/>
-        </w:numPr>
-      </w:pPr>
+        <w:ind w:left="360"/>
+      </w:pPr>
+      <w:r>
+        <w:t xml:space="preserve">- </w:t>
+      </w:r>
       <w:r>
         <w:rPr>
           <w:b/>
@@ -231,11 +227,48 @@
       </w:r>
     </w:p>
     <w:p>
-      <w:pPr>
-        <w:spacing w:after="150"/>
-      </w:pPr>
-      <w:r>
-        <w:t xml:space="preserve">Both options carry a real, sourced cost the naive version of this math misses. Fouling gives up nothing if Jordan bricks both shots — except that a missed second free throw is a live ball, and the Clippers can crash the boards for it just like a missed field goal; a stopped clock also means Houston's own offense loses whatever transition chance it would have had off a clean stop (</w:t>
+      <w:r>
+        <w:t xml:space="preserve">Both options carry a real, sourced cost the naive version of this math misses. Fouling gives up nothing if Jordan bricks both shots — except that a missed second free throw is a </w:t>
+      </w:r>
+      <w:r>
+        <w:rPr>
+          <w:b/>
+          <w:bCs/>
+        </w:rPr>
+        <w:t xml:space="preserve">live ball</w:t>
+      </w:r>
+      <w:r>
+        <w:t xml:space="preserve"> (any player from either team is free to grab it right away, the same as a missed regular shot) rather than a </w:t>
+      </w:r>
+      <w:r>
+        <w:rPr>
+          <w:b/>
+          <w:bCs/>
+        </w:rPr>
+        <w:t xml:space="preserve">dead ball</w:t>
+      </w:r>
+      <w:r>
+        <w:t xml:space="preserve"> (play stops and the ball has to be passed back in from out of bounds, giving both defenses a moment to reset) — so the Clippers can </w:t>
+      </w:r>
+      <w:r>
+        <w:rPr>
+          <w:b/>
+          <w:bCs/>
+        </w:rPr>
+        <w:t xml:space="preserve">crash the boards</w:t>
+      </w:r>
+      <w:r>
+        <w:t xml:space="preserve"> (fight for the rebound) for it just like a missed field goal; a stopped clock also means Houston's own offense loses whatever </w:t>
+      </w:r>
+      <w:r>
+        <w:rPr>
+          <w:b/>
+          <w:bCs/>
+        </w:rPr>
+        <w:t xml:space="preserve">transition</w:t>
+      </w:r>
+      <w:r>
+        <w:t xml:space="preserve"> chance it would have had off a clean stop — a transition possession is a fast break down the court before the defense can get organized, and it scores, on average, more efficiently than a slower half-court possession does (</w:t>
       </w:r>
       <w:r>
         <w:rPr>
@@ -259,9 +292,6 @@
       </w:r>
     </w:p>
     <w:p>
-      <w:pPr>
-        <w:spacing w:after="150"/>
-      </w:pPr>
       <w:r>
         <w:t xml:space="preserve">Every number Priya has to work with — Jordan's real shooting splits, the Clippers' real offensive efficiency, and the real foul-out rule — is in Appendices B and C. The vocabulary and the "how to…" skills this case asks of you are listed in </w:t>
       </w:r>
@@ -278,33 +308,24 @@
     </w:p>
     <w:p>
       <w:pPr>
-        <w:pStyle w:val="Heading1"/>
-        <w:spacing w:after="150" w:before="300"/>
+        <w:pStyle w:val="Heading2"/>
+        <w:spacing w:after="120" w:before="240"/>
       </w:pPr>
       <w:r>
         <w:t xml:space="preserve">Dilemma</w:t>
       </w:r>
     </w:p>
     <w:p>
-      <w:pPr>
-        <w:spacing w:after="150"/>
-      </w:pPr>
       <w:r>
         <w:t xml:space="preserve">You are Priya Shah.</w:t>
       </w:r>
     </w:p>
     <w:p>
-      <w:pPr>
-        <w:spacing w:after="150"/>
-      </w:pPr>
       <w:r>
         <w:t xml:space="preserve">Do you:</w:t>
       </w:r>
     </w:p>
     <w:p>
-      <w:pPr>
-        <w:spacing w:after="150"/>
-      </w:pPr>
       <w:r>
         <w:rPr>
           <w:b/>
@@ -334,9 +355,6 @@
       </w:r>
     </w:p>
     <w:p>
-      <w:pPr>
-        <w:spacing w:after="150"/>
-      </w:pPr>
       <w:r>
         <w:rPr>
           <w:b/>
@@ -360,53 +378,35 @@
     </w:p>
     <w:p>
       <w:pPr>
-        <w:pStyle w:val="Heading1"/>
-        <w:spacing w:after="150" w:before="300"/>
+        <w:pStyle w:val="Heading2"/>
+        <w:spacing w:after="120" w:before="240"/>
       </w:pPr>
       <w:r>
         <w:t xml:space="preserve">Challenges</w:t>
       </w:r>
     </w:p>
     <w:p>
-      <w:pPr>
-        <w:ind w:left="0"/>
-      </w:pPr>
       <w:r>
         <w:t xml:space="preserve">1.) Research and find an online resource that answers one of the "how to…" questions from the case study launch. Post a link to the resource as your submission.</w:t>
       </w:r>
     </w:p>
     <w:p>
-      <w:pPr>
-        <w:ind w:left="0"/>
-      </w:pPr>
-      <w:r>
-        <w:t xml:space="preserve">2.) Post 250 or more "excellent" words pitching a firm stance to your audience on which you would choose and why. Your pitch must include:</w:t>
-      </w:r>
-    </w:p>
-    <w:p>
-      <w:pPr>
-        <w:spacing w:after="150"/>
-      </w:pPr>
-      <w:r>
-        <w:t xml:space="preserve">    a.) Use of the "how to…" resource you researched in Challenge 1.     b.) At least one original visual display of the data.</w:t>
-      </w:r>
-    </w:p>
-    <w:p>
-      <w:pPr>
-        <w:ind w:left="0"/>
-      </w:pPr>
+      <w:r>
+        <w:t xml:space="preserve">2.) Post 250 or more "excellent" words pitching a firm stance to your audience on which you would choose and why. Your pitch must include:     a.) Use of the "how to…" resource you researched in Challenge 1.     b.) At least one original visual display of the data.</w:t>
+      </w:r>
+    </w:p>
+    <w:p>
       <w:r>
         <w:t xml:space="preserve">3.) Include the following:</w:t>
       </w:r>
     </w:p>
     <w:p>
       <w:pPr>
-        <w:pStyle w:val="ListParagraph"/>
-        <w:numPr>
-          <w:ilvl w:val="0"/>
-          <w:numId w:val="1"/>
-        </w:numPr>
-      </w:pPr>
+        <w:ind w:left="360"/>
+      </w:pPr>
+      <w:r>
+        <w:t xml:space="preserve">- </w:t>
+      </w:r>
       <w:r>
         <w:rPr>
           <w:b/>
@@ -420,12 +420,11 @@
     </w:p>
     <w:p>
       <w:pPr>
-        <w:pStyle w:val="ListParagraph"/>
-        <w:numPr>
-          <w:ilvl w:val="0"/>
-          <w:numId w:val="1"/>
-        </w:numPr>
-      </w:pPr>
+        <w:ind w:left="360"/>
+      </w:pPr>
+      <w:r>
+        <w:t xml:space="preserve">- </w:t>
+      </w:r>
       <w:r>
         <w:rPr>
           <w:b/>
@@ -439,12 +438,11 @@
     </w:p>
     <w:p>
       <w:pPr>
-        <w:pStyle w:val="ListParagraph"/>
-        <w:numPr>
-          <w:ilvl w:val="0"/>
-          <w:numId w:val="1"/>
-        </w:numPr>
-      </w:pPr>
+        <w:ind w:left="360"/>
+      </w:pPr>
+      <w:r>
+        <w:t xml:space="preserve">- </w:t>
+      </w:r>
       <w:r>
         <w:rPr>
           <w:b/>
@@ -458,12 +456,11 @@
     </w:p>
     <w:p>
       <w:pPr>
-        <w:pStyle w:val="ListParagraph"/>
-        <w:numPr>
-          <w:ilvl w:val="0"/>
-          <w:numId w:val="1"/>
-        </w:numPr>
-      </w:pPr>
+        <w:ind w:left="360"/>
+      </w:pPr>
+      <w:r>
+        <w:t xml:space="preserve">- </w:t>
+      </w:r>
       <w:r>
         <w:rPr>
           <w:b/>
@@ -477,12 +474,11 @@
     </w:p>
     <w:p>
       <w:pPr>
-        <w:pStyle w:val="ListParagraph"/>
-        <w:numPr>
-          <w:ilvl w:val="0"/>
-          <w:numId w:val="1"/>
-        </w:numPr>
-      </w:pPr>
+        <w:ind w:left="360"/>
+      </w:pPr>
+      <w:r>
+        <w:t xml:space="preserve">- </w:t>
+      </w:r>
       <w:r>
         <w:rPr>
           <w:b/>
@@ -495,34 +491,25 @@
       </w:r>
     </w:p>
     <w:p>
-      <w:pPr>
-        <w:ind w:left="0"/>
-      </w:pPr>
       <w:r>
         <w:t xml:space="preserve">4.) An appendix showing evidence of your original thinking, work, calculations and processes you used to complete the challenges (pictures, screenshots, notes, etc.). Your work in the appendix does not count toward your word count.</w:t>
       </w:r>
     </w:p>
     <w:p>
-      <w:pPr>
-        <w:ind w:left="0"/>
-      </w:pPr>
       <w:r>
         <w:t xml:space="preserve">5.) Participate twice or more in the Case Study discussion. *If you are absent the day of a discussion post 500 "excellent" words on the questions above.</w:t>
       </w:r>
     </w:p>
     <w:p>
       <w:pPr>
-        <w:pStyle w:val="Heading1"/>
-        <w:spacing w:after="150" w:before="300"/>
+        <w:pStyle w:val="Heading2"/>
+        <w:spacing w:after="120" w:before="240"/>
       </w:pPr>
       <w:r>
         <w:t xml:space="preserve">Appendix A: The Rockets, the Clippers, and a Real Series</w:t>
       </w:r>
     </w:p>
     <w:p>
-      <w:pPr>
-        <w:spacing w:after="150"/>
-      </w:pPr>
       <w:r>
         <w:t xml:space="preserve">This case is built on a </w:t>
       </w:r>
@@ -548,9 +535,6 @@
       </w:r>
     </w:p>
     <w:p>
-      <w:pPr>
-        <w:spacing w:after="150"/>
-      </w:pPr>
       <w:r>
         <w:rPr>
           <w:b/>
@@ -710,9 +694,6 @@
     </w:tbl>
     <w:p/>
     <w:p>
-      <w:pPr>
-        <w:spacing w:after="150"/>
-      </w:pPr>
       <w:r>
         <w:t xml:space="preserve">Houston trails the series 2-1 entering Game 4 — a real, meaningful stretch of the season, not a scrimmage. "Hack-a-Jordan" was a real, widely covered NBA strategy that season: multiple opposing coaches, not just Houston, intentionally fouled Jordan away from the ball because of the real gap between his interior scoring efficiency and his real free-throw percentage (</w:t>
       </w:r>
@@ -729,17 +710,14 @@
     </w:p>
     <w:p>
       <w:pPr>
-        <w:pStyle w:val="Heading1"/>
-        <w:spacing w:after="150" w:before="300"/>
+        <w:pStyle w:val="Heading2"/>
+        <w:spacing w:after="120" w:before="240"/>
       </w:pPr>
       <w:r>
         <w:t xml:space="preserve">Appendix B: DeAndre Jordan and the Clippers, By the Numbers</w:t>
       </w:r>
     </w:p>
     <w:p>
-      <w:pPr>
-        <w:spacing w:after="150"/>
-      </w:pPr>
       <w:r>
         <w:t xml:space="preserve">All figures below are DeAndre Jordan's and the Clippers' </w:t>
       </w:r>
@@ -755,9 +733,6 @@
       </w:r>
     </w:p>
     <w:p>
-      <w:pPr>
-        <w:spacing w:after="150"/>
-      </w:pPr>
       <w:r>
         <w:rPr>
           <w:b/>
@@ -885,9 +860,6 @@
     </w:tbl>
     <w:p/>
     <w:p>
-      <w:pPr>
-        <w:spacing w:after="150"/>
-      </w:pPr>
       <w:r>
         <w:rPr>
           <w:b/>
@@ -983,34 +955,25 @@
     </w:tbl>
     <w:p/>
     <w:p>
-      <w:pPr>
-        <w:spacing w:after="150"/>
-      </w:pPr>
-      <w:r>
-        <w:t xml:space="preserve">Offensive Rating is points scored per 100 possessions — it converts directly to points per possession by dividing by 100, the same unit conversion used everywhere else in Appendix F's "how to divide decimal numbers."</w:t>
-      </w:r>
-    </w:p>
-    <w:p>
-      <w:pPr>
-        <w:spacing w:after="150"/>
-      </w:pPr>
+      <w:r>
+        <w:t xml:space="preserve">Offensive Rating is points scored per 100 possessions — it converts directly to points per possession by dividing by 100, the same unit conversion used everywhere else in Appendix F's "how to divide decimal numbers." Pace (how many possessions a team plays in 48 minutes) is included for real context on how often the Clippers actually get the ball — it is not itself part of any Challenge's arithmetic.</w:t>
+      </w:r>
+    </w:p>
+    <w:p>
       <w:r>
         <w:t xml:space="preserve">DeAndre Jordan attempted only 4 three-pointers all season (making 1) and made 71.3% of his real 2-point shots that season [S1] — a real, large gap between how well he scores near the basket and how well he shoots free throws, which is exactly what makes Hack-a-Jordan a real strategy other coaches used, not a made-up gimmick for this case.</w:t>
       </w:r>
     </w:p>
     <w:p>
       <w:pPr>
-        <w:pStyle w:val="Heading1"/>
-        <w:spacing w:after="150" w:before="300"/>
+        <w:pStyle w:val="Heading2"/>
+        <w:spacing w:after="120" w:before="240"/>
       </w:pPr>
       <w:r>
         <w:t xml:space="preserve">Appendix C: The Six-Foul Rule and the Fourth-Quarter Scenario</w:t>
       </w:r>
     </w:p>
     <w:p>
-      <w:pPr>
-        <w:spacing w:after="150"/>
-      </w:pPr>
       <w:r>
         <w:rPr>
           <w:b/>
@@ -1023,9 +986,6 @@
       </w:r>
     </w:p>
     <w:p>
-      <w:pPr>
-        <w:spacing w:after="150"/>
-      </w:pPr>
       <w:r>
         <w:rPr>
           <w:b/>
@@ -1048,9 +1008,6 @@
       </w:r>
     </w:p>
     <w:p>
-      <w:pPr>
-        <w:spacing w:after="150"/>
-      </w:pPr>
       <w:r>
         <w:rPr>
           <w:b/>
@@ -1064,8 +1021,8 @@
     </w:p>
     <w:p>
       <w:pPr>
-        <w:pStyle w:val="Heading1"/>
-        <w:spacing w:after="150" w:before="300"/>
+        <w:pStyle w:val="Heading2"/>
+        <w:spacing w:after="120" w:before="240"/>
       </w:pPr>
       <w:r>
         <w:t xml:space="preserve">Appendix D: Modeling Assumptions</w:t>
@@ -1073,10 +1030,7 @@
     </w:p>
     <w:p>
       <w:pPr>
-        <w:pBdr>
-          <w:left w:val="single" w:color="AAAAAA" w:sz="12" w:space="8"/>
-        </w:pBdr>
-        <w:ind w:left="720"/>
+        <w:ind w:left="480"/>
       </w:pPr>
       <w:r>
         <w:t xml:space="preserve">These figures are </w:t>
@@ -1277,7 +1231,7 @@
           </w:tcPr>
           <w:p>
             <w:r>
-              <w:t xml:space="preserve">No single, clean, dated primary source specific to the 2014-15 season was found for this exact figure (see RESEARCH_LOG.md). Several independent public analyses from this era put transition offense at roughly 0.15-0.3 points per possession more efficient than half-court offense league-wide; this case uses the conservative low end of that real range rather than an unsupported precise number, and applies it only to Hack-a-Jordan, since fouling stops the clock and forces a dead-ball inbound — Houston never gets the live-ball chance to run.</w:t>
+              <w:t xml:space="preserve">No single, clean, dated primary source specific to the 2014-15 season was found for this exact figure (see RESEARCH_LOG.md). Several independent public analyses from this era put transition offense at roughly 0.15-0.3 points per possession more efficient than half-court offense league-wide; this case uses the conservative low end of that real range rather than an unsupported precise number, and applies it only to Hack-a-Jordan, since fouling stops the clock and forces a dead-ball inbound (the ball is passed in from out of bounds after the whistle, instead of being live and grabbable off a miss) — Houston never gets the live-ball chance to run.</w:t>
             </w:r>
           </w:p>
         </w:tc>
@@ -1328,8 +1282,8 @@
     <w:p/>
     <w:p>
       <w:pPr>
-        <w:pStyle w:val="Heading1"/>
-        <w:spacing w:after="150" w:before="300"/>
+        <w:pStyle w:val="Heading2"/>
+        <w:spacing w:after="120" w:before="240"/>
       </w:pPr>
       <w:r>
         <w:t xml:space="preserve">Appendix E: Sources</w:t>
@@ -1861,17 +1815,14 @@
     <w:p/>
     <w:p>
       <w:pPr>
-        <w:pStyle w:val="Heading1"/>
-        <w:spacing w:after="150" w:before="300"/>
+        <w:pStyle w:val="Heading2"/>
+        <w:spacing w:after="120" w:before="240"/>
       </w:pPr>
       <w:r>
         <w:t xml:space="preserve">Appendix F: "How To…" Math Questions To Research</w:t>
       </w:r>
     </w:p>
     <w:p>
-      <w:pPr>
-        <w:spacing w:after="150"/>
-      </w:pPr>
       <w:r>
         <w:rPr>
           <w:b/>
@@ -1881,17 +1832,11 @@
       </w:r>
     </w:p>
     <w:p>
-      <w:pPr>
-        <w:spacing w:after="150"/>
-      </w:pPr>
       <w:r>
         <w:t xml:space="preserve">Percent · Decimal · Division · Quotient · Rounding · Bar Graph · Probability · Event · Outcome · Dependent Event · Conditional Probability · Place Value</w:t>
       </w:r>
     </w:p>
     <w:p>
-      <w:pPr>
-        <w:spacing w:after="150"/>
-      </w:pPr>
       <w:r>
         <w:rPr>
           <w:b/>
@@ -1902,79 +1847,55 @@
     </w:p>
     <w:p>
       <w:pPr>
-        <w:pStyle w:val="ListParagraph"/>
-        <w:numPr>
-          <w:ilvl w:val="0"/>
-          <w:numId w:val="1"/>
-        </w:numPr>
-      </w:pPr>
-      <w:r>
-        <w:t xml:space="preserve">How to convert numbers to percents</w:t>
-      </w:r>
-    </w:p>
-    <w:p>
-      <w:pPr>
-        <w:pStyle w:val="ListParagraph"/>
-        <w:numPr>
-          <w:ilvl w:val="0"/>
-          <w:numId w:val="1"/>
-        </w:numPr>
-      </w:pPr>
-      <w:r>
-        <w:t xml:space="preserve">How to divide decimal numbers</w:t>
-      </w:r>
-    </w:p>
-    <w:p>
-      <w:pPr>
-        <w:pStyle w:val="ListParagraph"/>
-        <w:numPr>
-          <w:ilvl w:val="0"/>
-          <w:numId w:val="1"/>
-        </w:numPr>
-      </w:pPr>
-      <w:r>
-        <w:t xml:space="preserve">How to round a number to a specified place value</w:t>
-      </w:r>
-    </w:p>
-    <w:p>
-      <w:pPr>
-        <w:pStyle w:val="ListParagraph"/>
-        <w:numPr>
-          <w:ilvl w:val="0"/>
-          <w:numId w:val="1"/>
-        </w:numPr>
-      </w:pPr>
-      <w:r>
-        <w:t xml:space="preserve">How to determine the probability of a compound event</w:t>
-      </w:r>
-    </w:p>
-    <w:p>
-      <w:pPr>
-        <w:pStyle w:val="ListParagraph"/>
-        <w:numPr>
-          <w:ilvl w:val="0"/>
-          <w:numId w:val="1"/>
-        </w:numPr>
-      </w:pPr>
-      <w:r>
-        <w:t xml:space="preserve">How to determine the probability of conditional events</w:t>
-      </w:r>
-    </w:p>
-    <w:p>
-      <w:pPr>
-        <w:pStyle w:val="ListParagraph"/>
-        <w:numPr>
-          <w:ilvl w:val="0"/>
-          <w:numId w:val="1"/>
-        </w:numPr>
-      </w:pPr>
-      <w:r>
-        <w:t xml:space="preserve">How to compare two or more values</w:t>
+        <w:ind w:left="360"/>
+      </w:pPr>
+      <w:r>
+        <w:t xml:space="preserve">- How to convert numbers to percents</w:t>
+      </w:r>
+    </w:p>
+    <w:p>
+      <w:pPr>
+        <w:ind w:left="360"/>
+      </w:pPr>
+      <w:r>
+        <w:t xml:space="preserve">- How to divide decimal numbers</w:t>
+      </w:r>
+    </w:p>
+    <w:p>
+      <w:pPr>
+        <w:ind w:left="360"/>
+      </w:pPr>
+      <w:r>
+        <w:t xml:space="preserve">- How to round a number to a specified place value</w:t>
+      </w:r>
+    </w:p>
+    <w:p>
+      <w:pPr>
+        <w:ind w:left="360"/>
+      </w:pPr>
+      <w:r>
+        <w:t xml:space="preserve">- How to determine the probability of a compound event</w:t>
+      </w:r>
+    </w:p>
+    <w:p>
+      <w:pPr>
+        <w:ind w:left="360"/>
+      </w:pPr>
+      <w:r>
+        <w:t xml:space="preserve">- How to determine the probability of conditional events</w:t>
+      </w:r>
+    </w:p>
+    <w:p>
+      <w:pPr>
+        <w:ind w:left="360"/>
+      </w:pPr>
+      <w:r>
+        <w:t xml:space="preserve">- How to compare two or more values</w:t>
       </w:r>
     </w:p>
     <w:sectPr>
       <w:pgSz w:w="12240" w:h="15840" w:orient="portrait"/>
-      <w:pgMar w:top="1080" w:right="1080" w:bottom="1080" w:left="1080" w:header="708" w:footer="708" w:gutter="0"/>
+      <w:pgMar w:top="1440" w:right="1440" w:bottom="1440" w:left="1440" w:header="708" w:footer="708" w:gutter="0"/>
       <w:pgNumType/>
       <w:docGrid w:linePitch="360"/>
     </w:sectPr>
@@ -2158,13 +2079,7 @@
 <file path=word/styles.xml><?xml version="1.0" encoding="utf-8"?>
 <w:styles xmlns:mc="http://schemas.openxmlformats.org/markup-compatibility/2006" xmlns:r="http://schemas.openxmlformats.org/officeDocument/2006/relationships" xmlns:w="http://schemas.openxmlformats.org/wordprocessingml/2006/main" xmlns:w14="http://schemas.microsoft.com/office/word/2010/wordml" xmlns:w15="http://schemas.microsoft.com/office/word/2012/wordml" mc:Ignorable="w14 w15">
   <w:docDefaults>
-    <w:rPrDefault>
-      <w:rPr>
-        <w:rFonts w:ascii="Calibri" w:cs="Calibri" w:eastAsia="Calibri" w:hAnsi="Calibri"/>
-        <w:sz w:val="22"/>
-        <w:szCs w:val="22"/>
-      </w:rPr>
-    </w:rPrDefault>
+    <w:rPrDefault/>
     <w:pPrDefault/>
   </w:docDefaults>
   <w:style w:type="paragraph" w:styleId="Title">
